--- a/articulo 3/1_Articulo/articulo_SVAR_scopus.docx
+++ b/articulo 3/1_Articulo/articulo_SVAR_scopus.docx
@@ -9701,7 +9701,7 @@
           <w:i w:val="0"/>
           <w:sz w:val="16"/>
         </w:rPr>
-        <w:t># Econometria III - UNA Puno</w:t>
+        <w:t># Econometria III - Facultad de Ingeniería Económica - Universidad Nacional del Altiplano</w:t>
       </w:r>
     </w:p>
     <w:p>
